--- a/Documentation/08-QA-and-Test-Plan.docx
+++ b/Documentation/08-QA-and-Test-Plan.docx
@@ -65,7 +65,7 @@
           <w:sz w:val="20"/>
           <w:szCs w:val="20"/>
         </w:rPr>
-        <w:t xml:space="preserve">Version 1.0  ·  Project documentation  ·  2026</w:t>
+        <w:t>Version 1.1  ·  Project documentation  ·  2026</w:t>
       </w:r>
     </w:p>
     <w:p>

--- a/Documentation/08-QA-and-Test-Plan.docx
+++ b/Documentation/08-QA-and-Test-Plan.docx
@@ -65,7 +65,7 @@
           <w:sz w:val="20"/>
           <w:szCs w:val="20"/>
         </w:rPr>
-        <w:t>Version 1.1  ·  Project documentation  ·  2026</w:t>
+        <w:t>Version 1.2  ·  Project documentation  ·  2026</w:t>
       </w:r>
     </w:p>
     <w:p>
@@ -1856,27 +1856,22 @@
           <w:sz w:val="20"/>
           <w:szCs w:val="20"/>
         </w:rPr>
-        <w:t xml:space="preserve">Maintain </w:t>
-      </w:r>
-      <w:r>
-        <w:rPr>
-          <w:rFonts w:ascii="Calibri" w:cs="Calibri" w:eastAsia="Calibri" w:hAnsi="Calibri"/>
-          <w:b/>
-          <w:bCs/>
-          <w:color w:val="1A1A1A"/>
-          <w:sz w:val="20"/>
-          <w:szCs w:val="20"/>
-        </w:rPr>
-        <w:t xml:space="preserve">20 real recordings</w:t>
-      </w:r>
-      <w:r>
-        <w:rPr>
-          <w:rFonts w:ascii="Calibri" w:cs="Calibri" w:eastAsia="Calibri" w:hAnsi="Calibri"/>
-          <w:color w:val="1A1A1A"/>
-          <w:sz w:val="20"/>
-          <w:szCs w:val="20"/>
-        </w:rPr>
-        <w:t xml:space="preserve"> covering the range: short (3 min) and long (45 min), clear and messy narration, heavy UI clicking and mostly talking, accented English, and one recording with almost no useful audio.</w:t>
+        <w:t>Maintain 20 real recordings covering the range: short (3 min) and long (45 min), clear and messy narration, heavy UI clicking and mostly talking, accented English, one non-English, and two that must halt — one with almost no useful audio and one that shows no process. The slots are listed in spike/generation-eval/eval-set.csv; the set stays fixed so runs are comparable.</w:t>
+      </w:r>
+    </w:p>
+    <w:p>
+      <w:pPr>
+        <w:spacing w:after="140" w:before="60" w:line="276"/>
+        <w:jc w:val="left"/>
+      </w:pPr>
+      <w:r>
+        <w:rPr>
+          <w:rFonts w:ascii="Calibri" w:cs="Calibri" w:eastAsia="Calibri" w:hAnsi="Calibri"/>
+          <w:color w:val="1A1A1A"/>
+          <w:sz w:val="20"/>
+          <w:szCs w:val="20"/>
+        </w:rPr>
+        <w:t>Run it with php artisan pipeline:eval, which drives the product pipeline code (the same drivers, segmenter, frame picker and draft writer as the queue jobs) and writes output that spike/generation-eval/score.py scores. Segmentation is scored separately: the reviewer marks where each action ends in segments-review.csv, and the score reports boundary precision, recall and F1 within ±2 seconds. The same run with --providers=whisper,deepgram is the transcription provider benchmark.</w:t>
       </w:r>
     </w:p>
     <w:p>

--- a/Documentation/08-QA-and-Test-Plan.docx
+++ b/Documentation/08-QA-and-Test-Plan.docx
@@ -65,7 +65,7 @@
           <w:sz w:val="20"/>
           <w:szCs w:val="20"/>
         </w:rPr>
-        <w:t>Version 1.2  ·  Project documentation  ·  2026</w:t>
+        <w:t>Version 1.3  ·  Project documentation  ·  2026</w:t>
       </w:r>
     </w:p>
     <w:p>
@@ -1797,6 +1797,23 @@
     </w:p>
     <w:p>
       <w:pPr>
+        <w:spacing w:after="140" w:before="60" w:line="276"/>
+        <w:jc w:val="left"/>
+      </w:pPr>
+      <w:r>
+        <w:rPr>
+          <w:rFonts w:ascii="Calibri" w:cs="Calibri" w:eastAsia="Calibri" w:hAnsi="Calibri"/>
+          <w:b/>
+          <w:bCs/>
+          <w:color w:val="1A1A1A"/>
+          <w:sz w:val="20"/>
+          <w:szCs w:val="20"/>
+        </w:rPr>
+        <w:t>Automated in tests/Feature/Retrieval/AdversarialRetrievalTest: for search, chat, filters, id probing on every document route, link resolution, backlinks, denied folders, draft revisions, archive and cross-workspace headers, the reader's view must be byte-for-byte the same before and after the hidden document exists, and no hidden text may appear in the sources sent to the model.</w:t>
+      </w:r>
+    </w:p>
+    <w:p>
+      <w:pPr>
         <w:pStyle w:val="Heading2"/>
         <w:spacing w:after="140" w:before="320"/>
       </w:pPr>
@@ -2381,6 +2398,23 @@
           <w:szCs w:val="20"/>
         </w:rPr>
         <w:t xml:space="preserve">.</w:t>
+      </w:r>
+    </w:p>
+    <w:p>
+      <w:pPr>
+        <w:spacing w:after="140" w:before="60" w:line="276"/>
+        <w:jc w:val="left"/>
+      </w:pPr>
+      <w:r>
+        <w:rPr>
+          <w:rFonts w:ascii="Calibri" w:cs="Calibri" w:eastAsia="Calibri" w:hAnsi="Calibri"/>
+          <w:b/>
+          <w:bCs/>
+          <w:color w:val="1A1A1A"/>
+          <w:sz w:val="20"/>
+          <w:szCs w:val="20"/>
+        </w:rPr>
+        <w:t>Run it with php artisan retrieval:eval (format and procedure in spike/retrieval-eval/README.md). It searches as a named member so their permissions apply, compares fusion settings side by side, and reports correct document in top 3, MRR, right step in top 5, and correct and false refusal at search level; with --answer it also runs the assistant and checks that every non-refused answer carries a citation.</w:t>
       </w:r>
     </w:p>
     <w:tbl>

--- a/Documentation/08-QA-and-Test-Plan.docx
+++ b/Documentation/08-QA-and-Test-Plan.docx
@@ -65,7 +65,7 @@
           <w:sz w:val="20"/>
           <w:szCs w:val="20"/>
         </w:rPr>
-        <w:t>Version 1.3  ·  Project documentation  ·  2026</w:t>
+        <w:t>Version 1.4  ·  Project documentation  ·  2026</w:t>
       </w:r>
     </w:p>
     <w:p>
@@ -2415,6 +2415,23 @@
           <w:szCs w:val="20"/>
         </w:rPr>
         <w:t>Run it with php artisan retrieval:eval (format and procedure in spike/retrieval-eval/README.md). It searches as a named member so their permissions apply, compares fusion settings side by side, and reports correct document in top 3, MRR, right step in top 5, and correct and false refusal at search level; with --answer it also runs the assistant and checks that every non-refused answer carries a citation.</w:t>
+      </w:r>
+    </w:p>
+    <w:p>
+      <w:pPr>
+        <w:spacing w:after="140" w:before="60" w:line="276"/>
+        <w:jc w:val="left"/>
+      </w:pPr>
+      <w:r>
+        <w:rPr>
+          <w:rFonts w:ascii="Calibri" w:cs="Calibri" w:eastAsia="Calibri" w:hAnsi="Calibri"/>
+          <w:b/>
+          <w:bCs/>
+          <w:color w:val="1A1A1A"/>
+          <w:sz w:val="20"/>
+          <w:szCs w:val="20"/>
+        </w:rPr>
+        <w:t>Until design-partner content exists, spike/retrieval-eval/demo holds a fictional 8-document corpus with 20 answerable and 15 unanswerable questions (including near-misses). php artisan retrieval:seed-corpus loads it into a staging workspace through the real approval workflow; the refusal targets are then measured with retrieval:eval --answer against the real models. Multi-turn behaviour (follow-up rewriting, bounded history, no replay of answers whose sources the asker lost access to, scoped sessions staying scoped) is covered by tests/Feature/Retrieval/ChatConversationTest.</w:t>
       </w:r>
     </w:p>
     <w:tbl>

--- a/Documentation/08-QA-and-Test-Plan.docx
+++ b/Documentation/08-QA-and-Test-Plan.docx
@@ -65,7 +65,7 @@
           <w:sz w:val="20"/>
           <w:szCs w:val="20"/>
         </w:rPr>
-        <w:t>Version 1.4  ·  Project documentation  ·  2026</w:t>
+        <w:t>Version 1.5  ·  Project documentation  ·  2026</w:t>
       </w:r>
     </w:p>
     <w:p>
@@ -4156,6 +4156,34 @@
           <w:szCs w:val="20"/>
         </w:rPr>
         <w:t xml:space="preserve">Generation eval run, no regression against the previous release</w:t>
+      </w:r>
+    </w:p>
+    <w:p>
+      <w:pPr>
+        <w:spacing w:after="30" w:before="30"/>
+        <w:ind w:left="360" w:hanging="220"/>
+      </w:pPr>
+      <w:r>
+        <w:rPr>
+          <w:rFonts w:ascii="Segoe UI Symbol" w:cs="Segoe UI Symbol" w:eastAsia="Segoe UI Symbol" w:hAnsi="Segoe UI Symbol"/>
+          <w:sz w:val="20"/>
+          <w:szCs w:val="20"/>
+        </w:rPr>
+        <w:t>☐  Sentry shows the new release with no new error types after the staging soak</w:t>
+      </w:r>
+    </w:p>
+    <w:p>
+      <w:pPr>
+        <w:spacing w:after="30" w:before="30"/>
+        <w:ind w:left="360" w:hanging="220"/>
+      </w:pPr>
+      <w:r>
+        <w:rPr>
+          <w:rFonts w:ascii="Segoe UI Symbol" w:cs="Segoe UI Symbol" w:eastAsia="Segoe UI Symbol" w:hAnsi="Segoe UI Symbol"/>
+          <w:sz w:val="20"/>
+          <w:szCs w:val="20"/>
+        </w:rPr>
+        <w:t>☐  Migration rollback drill green in CI for this commit; for a migration touching customer tables, the manual drill on staging (infra/runbooks/deploy-and-rollback.md) done and dated</w:t>
       </w:r>
     </w:p>
     <w:p>
